--- a/Manual_Sistemas_Candela (1).docx
+++ b/Manual_Sistemas_Candela (1).docx
@@ -982,7 +982,6 @@
       <w:r>
         <w:t xml:space="preserve">Los servidores son sistemas que controlan otros dispositivos. Este párrafo sustituye al anterior</w:t>
       </w:r>
-      <w:r/>
       <w:bookmarkStart w:id="5" w:name="_Toc5"/>
       <w:r>
         <w:rPr>
@@ -1005,7 +1004,15 @@
           <w:szCs w:val="32"/>
         </w:rPr>
       </w:r>
-      <w:r/>
+      <w:r>
+        <w:rPr>
+          <w:b/>
+          <w:bCs/>
+          <w:color w:val="000000" w:themeColor="text1"/>
+          <w:sz w:val="32"/>
+          <w:szCs w:val="32"/>
+        </w:rPr>
+      </w:r>
     </w:p>
     <w:p>
       <w:pPr>
@@ -4353,6 +4360,19 @@
       </w:pPr>
       <w:r/>
       <w:r/>
+      <w:r/>
+    </w:p>
+    <w:p>
+      <w:pPr>
+        <w:pBdr/>
+        <w:spacing/>
+        <w:ind/>
+        <w:rPr/>
+      </w:pPr>
+      <w:r>
+        <w:t xml:space="preserve">Anexo: Actualización Marzo</w:t>
+      </w:r>
+      <w:r/>
     </w:p>
     <w:sectPr>
       <w:headerReference w:type="default" r:id="rId9"/>
